--- a/skills/office/assets/templates/offer-letter.docx
+++ b/skills/office/assets/templates/offer-letter.docx
@@ -539,7 +539,7 @@
       <w:jc w:val="both"/>
     </w:pPr>
     <w:rPr>
-      <w:rFonts w:ascii="맑은 고딕" w:hAnsi="맑은 고딕" w:eastAsia="맑은 고딕"/>
+      <w:rFonts w:ascii="Pretendard" w:hAnsi="Pretendard" w:eastAsia="Pretendard"/>
       <w:color w:val="1C2430"/>
       <w:sz w:val="21"/>
     </w:rPr>

--- a/skills/office/assets/templates/offer-letter.docx
+++ b/skills/office/assets/templates/offer-letter.docx
@@ -77,7 +77,7 @@
     </w:p>
     <w:p>
       <w:r>
-        <w:t>{% if equity %}스톡옵션: {{ equity }}{% endif %}</w:t>
+        <w:t>스톡옵션: {{ equity }}</w:t>
       </w:r>
     </w:p>
     <w:p>
@@ -95,22 +95,12 @@
     </w:p>
     <w:p>
       <w:r>
-        <w:t>{%p for benefit in benefits %}</w:t>
+        <w:t>- {{ benefits }}</w:t>
       </w:r>
     </w:p>
     <w:p>
       <w:r>
-        <w:t>- {{ benefit }}</w:t>
-      </w:r>
-    </w:p>
-    <w:p>
-      <w:r>
-        <w:t>{%p endfor %}</w:t>
-      </w:r>
-    </w:p>
-    <w:p>
-      <w:r>
-        <w:t>{% if probationNote %}{{ probationNote }}{% endif %}</w:t>
+        <w:t>{{ probationNote }}</w:t>
       </w:r>
     </w:p>
     <w:p>
